--- a/최종교재/18장_카테고리_필터.docx
+++ b/최종교재/18장_카테고리_필터.docx
@@ -225,7 +225,24 @@
           <w:i w:val="0"/>
           <w:color w:val="000000"/>
         </w:rPr>
-        <w:t>기능 자체로 보면 분량이 많지는 않습니다. 버튼 다섯 개와 함수 몇 개로 구현할 수 있습니다. 다만 이 장에서는 상태(state)[^1]와 단방향 데이터 흐름이라는 중요한 개념을 다룹니다. 19장의 검색 기능, 20장의 장소 추가 기능, 22장의 목록 연동 기능은 모두 이번 장에서 구축하는 구조를 기반으로 동작하게 될 것입니다. 코드 자체보다는 데이터가 어떤 순서로 흘러가는지에 초점을 맞추어 읽어주시기 바랍니다.</w:t>
+        <w:t>기능 자체로 보면 분량이 많지는 않습니다. 버튼 다섯 개와 함수 몇 개로 구현할 수 있습니다. 다만 이 장에서는 상태(state)</w:t>
+      </w:r>
+      <w:r>
+        <w:rPr>
+          <w:b w:val="0"/>
+          <w:i w:val="0"/>
+          <w:color w:val="000000"/>
+          <w:vertAlign w:val="superscript"/>
+        </w:rPr>
+        <w:t>1</w:t>
+      </w:r>
+      <w:r>
+        <w:rPr>
+          <w:b w:val="0"/>
+          <w:i w:val="0"/>
+          <w:color w:val="000000"/>
+        </w:rPr>
+        <w:t>와 단방향 데이터 흐름이라는 중요한 개념을 다룹니다. 19장의 검색 기능, 20장의 장소 추가 기능, 22장의 목록 연동 기능은 모두 이번 장에서 구축하는 구조를 기반으로 동작하게 될 것입니다. 코드 자체보다는 데이터가 어떤 순서로 흘러가는지에 초점을 맞추어 읽어주시기 바랍니다.</w:t>
       </w:r>
     </w:p>
     <w:p>
@@ -730,31 +747,12 @@
     <w:p>
       <w:r>
         <w:rPr>
-          <w:rFonts w:ascii="Segoe UI Emoji" w:hAnsi="Segoe UI Emoji" w:eastAsia="맑은 고딕"/>
-          <w:b w:val="0"/>
-          <w:i w:val="0"/>
-          <w:strike w:val="0"/>
-          <w:color w:val="000000"/>
-        </w:rPr>
-        <w:t xml:space="preserve">사이드바 상단, 제목 바로 아래에 카테고리 필터 바를 만들어줘. "전체 / 🍜 맛집 / ☕ 카페 / 🏝 여행 / 💕 데이트" 버튼 5개를 알약 모양으로 가로 배치하고, 각 버튼에 data-category 속성으로 카테고리 id(all, food, cafe, travel, date)를 달아줘. 선택된 버튼은 active 클래스로 배경색이 채워지게 하고, 처음에는 "전체"가 선택된 상태로 시작해줘. 카테고리 id는 </w:t>
-      </w:r>
-      <w:r>
-        <w:rPr>
-          <w:b w:val="0"/>
-          <w:i w:val="0"/>
-          <w:strike w:val="0"/>
-          <w:color w:val="000000"/>
-        </w:rPr>
-        <w:t>16장</w:t>
-      </w:r>
-      <w:r>
-        <w:rPr>
-          <w:b w:val="0"/>
-          <w:i w:val="0"/>
-          <w:strike w:val="0"/>
-          <w:color w:val="000000"/>
-        </w:rPr>
-        <w:t>에서 만든 categories.js와 똑같이 맞춰줘.</w:t>
+          <w:rFonts w:ascii="Segoe UI Emoji" w:hAnsi="Segoe UI Emoji"/>
+          <w:b w:val="0"/>
+          <w:i w:val="0"/>
+          <w:color w:val="000000"/>
+        </w:rPr>
+        <w:t>사이드바 상단, 제목 바로 아래에 카테고리 필터 바를 만들어줘. "전체 / 🍜 맛집 / ☕ 카페 / 🏝 여행 / 💕 데이트" 버튼 5개를 알약 모양으로 가로 배치하고, 각 버튼에 data-category 속성으로 카테고리 id(all, food, cafe, travel, date)를 달아줘. 선택된 버튼은 active 클래스로 배경색이 채워지게 하고, 처음에는 "전체"가 선택된 상태로 시작해줘. 카테고리 id는 20장에서 만든 categories.js와 똑같이 맞춰줘.</w:t>
       </w:r>
     </w:p>
     <w:p>
@@ -1852,155 +1850,6 @@
       </w:r>
     </w:p>
     <w:p>
-      <w:r>
-        <w:rPr>
-          <w:b w:val="0"/>
-          <w:i w:val="0"/>
-          <w:strike w:val="0"/>
-          <w:color w:val="000000"/>
-        </w:rPr>
-        <w:t xml:space="preserve">그런데 "전체" 버튼은 왜 따로 처리했을까요? 장소 데이터의 </w:t>
-      </w:r>
-      <w:r>
-        <w:rPr>
-          <w:rFonts w:ascii="Consolas" w:hAnsi="Consolas"/>
-          <w:b w:val="0"/>
-          <w:i w:val="0"/>
-          <w:strike w:val="0"/>
-          <w:color w:val="000000"/>
-          <w:sz w:val="17"/>
-        </w:rPr>
-        <w:t>category</w:t>
-      </w:r>
-      <w:r>
-        <w:rPr>
-          <w:b w:val="0"/>
-          <w:i w:val="0"/>
-          <w:strike w:val="0"/>
-          <w:color w:val="000000"/>
-        </w:rPr>
-        <w:t xml:space="preserve">에는 </w:t>
-      </w:r>
-      <w:r>
-        <w:rPr>
-          <w:rFonts w:ascii="Consolas" w:hAnsi="Consolas"/>
-          <w:b w:val="0"/>
-          <w:i w:val="0"/>
-          <w:strike w:val="0"/>
-          <w:color w:val="000000"/>
-          <w:sz w:val="17"/>
-        </w:rPr>
-        <w:t>food</w:t>
-      </w:r>
-      <w:r>
-        <w:rPr>
-          <w:b w:val="0"/>
-          <w:i w:val="0"/>
-          <w:strike w:val="0"/>
-          <w:color w:val="000000"/>
-        </w:rPr>
-        <w:t xml:space="preserve">, </w:t>
-      </w:r>
-      <w:r>
-        <w:rPr>
-          <w:rFonts w:ascii="Consolas" w:hAnsi="Consolas"/>
-          <w:b w:val="0"/>
-          <w:i w:val="0"/>
-          <w:strike w:val="0"/>
-          <w:color w:val="000000"/>
-          <w:sz w:val="17"/>
-        </w:rPr>
-        <w:t>cafe</w:t>
-      </w:r>
-      <w:r>
-        <w:rPr>
-          <w:b w:val="0"/>
-          <w:i w:val="0"/>
-          <w:strike w:val="0"/>
-          <w:color w:val="000000"/>
-        </w:rPr>
-        <w:t xml:space="preserve">, </w:t>
-      </w:r>
-      <w:r>
-        <w:rPr>
-          <w:rFonts w:ascii="Consolas" w:hAnsi="Consolas"/>
-          <w:b w:val="0"/>
-          <w:i w:val="0"/>
-          <w:strike w:val="0"/>
-          <w:color w:val="000000"/>
-          <w:sz w:val="17"/>
-        </w:rPr>
-        <w:t>travel</w:t>
-      </w:r>
-      <w:r>
-        <w:rPr>
-          <w:b w:val="0"/>
-          <w:i w:val="0"/>
-          <w:strike w:val="0"/>
-          <w:color w:val="000000"/>
-        </w:rPr>
-        <w:t xml:space="preserve">, </w:t>
-      </w:r>
-      <w:r>
-        <w:rPr>
-          <w:rFonts w:ascii="Consolas" w:hAnsi="Consolas"/>
-          <w:b w:val="0"/>
-          <w:i w:val="0"/>
-          <w:strike w:val="0"/>
-          <w:color w:val="000000"/>
-          <w:sz w:val="17"/>
-        </w:rPr>
-        <w:t>date</w:t>
-      </w:r>
-      <w:r>
-        <w:rPr>
-          <w:b w:val="0"/>
-          <w:i w:val="0"/>
-          <w:strike w:val="0"/>
-          <w:color w:val="000000"/>
-        </w:rPr>
-        <w:t xml:space="preserve">만 있고 </w:t>
-      </w:r>
-      <w:r>
-        <w:rPr>
-          <w:rFonts w:ascii="Consolas" w:hAnsi="Consolas"/>
-          <w:b w:val="0"/>
-          <w:i w:val="0"/>
-          <w:strike w:val="0"/>
-          <w:color w:val="000000"/>
-          <w:sz w:val="17"/>
-        </w:rPr>
-        <w:t>all</w:t>
-      </w:r>
-      <w:r>
-        <w:rPr>
-          <w:b w:val="0"/>
-          <w:i w:val="0"/>
-          <w:strike w:val="0"/>
-          <w:color w:val="000000"/>
-        </w:rPr>
-        <w:t xml:space="preserve">이라는 카테고리는 없습니다. </w:t>
-      </w:r>
-      <w:r>
-        <w:rPr>
-          <w:rFonts w:ascii="Consolas" w:hAnsi="Consolas"/>
-          <w:b w:val="0"/>
-          <w:i w:val="0"/>
-          <w:strike w:val="0"/>
-          <w:color w:val="000000"/>
-          <w:sz w:val="17"/>
-        </w:rPr>
-        <w:t>all</w:t>
-      </w:r>
-      <w:r>
-        <w:rPr>
-          <w:b w:val="0"/>
-          <w:i w:val="0"/>
-          <w:strike w:val="0"/>
-          <w:color w:val="000000"/>
-        </w:rPr>
-        <w:t>은 장소의 속성이 아니라 "거르지 않겠다"는 필터 쪽 사정이거든요. 그래서 삼항 연산자</w:t>
-      </w:r>
       <w:hyperlink r:id="rId15">
         <w:r>
           <w:rPr>
@@ -2017,7 +1866,149 @@
         <w:rPr>
           <w:b w:val="0"/>
           <w:i w:val="0"/>
-          <w:strike w:val="0"/>
+          <w:color w:val="000000"/>
+        </w:rPr>
+        <w:t xml:space="preserve">그런데 "전체" 버튼은 왜 따로 처리했을까요? 장소 데이터의 </w:t>
+      </w:r>
+      <w:r>
+        <w:rPr>
+          <w:rFonts w:ascii="Consolas" w:hAnsi="Consolas"/>
+          <w:b w:val="0"/>
+          <w:i w:val="0"/>
+          <w:color w:val="000000"/>
+          <w:sz w:val="17"/>
+        </w:rPr>
+        <w:t>category</w:t>
+      </w:r>
+      <w:r>
+        <w:rPr>
+          <w:b w:val="0"/>
+          <w:i w:val="0"/>
+          <w:color w:val="000000"/>
+        </w:rPr>
+        <w:t xml:space="preserve">에는 </w:t>
+      </w:r>
+      <w:r>
+        <w:rPr>
+          <w:rFonts w:ascii="Consolas" w:hAnsi="Consolas"/>
+          <w:b w:val="0"/>
+          <w:i w:val="0"/>
+          <w:color w:val="000000"/>
+          <w:sz w:val="17"/>
+        </w:rPr>
+        <w:t>food</w:t>
+      </w:r>
+      <w:r>
+        <w:rPr>
+          <w:b w:val="0"/>
+          <w:i w:val="0"/>
+          <w:color w:val="000000"/>
+        </w:rPr>
+        <w:t xml:space="preserve">, </w:t>
+      </w:r>
+      <w:r>
+        <w:rPr>
+          <w:rFonts w:ascii="Consolas" w:hAnsi="Consolas"/>
+          <w:b w:val="0"/>
+          <w:i w:val="0"/>
+          <w:color w:val="000000"/>
+          <w:sz w:val="17"/>
+        </w:rPr>
+        <w:t>cafe</w:t>
+      </w:r>
+      <w:r>
+        <w:rPr>
+          <w:b w:val="0"/>
+          <w:i w:val="0"/>
+          <w:color w:val="000000"/>
+        </w:rPr>
+        <w:t xml:space="preserve">, </w:t>
+      </w:r>
+      <w:r>
+        <w:rPr>
+          <w:rFonts w:ascii="Consolas" w:hAnsi="Consolas"/>
+          <w:b w:val="0"/>
+          <w:i w:val="0"/>
+          <w:color w:val="000000"/>
+          <w:sz w:val="17"/>
+        </w:rPr>
+        <w:t>travel</w:t>
+      </w:r>
+      <w:r>
+        <w:rPr>
+          <w:b w:val="0"/>
+          <w:i w:val="0"/>
+          <w:color w:val="000000"/>
+        </w:rPr>
+        <w:t xml:space="preserve">, </w:t>
+      </w:r>
+      <w:r>
+        <w:rPr>
+          <w:rFonts w:ascii="Consolas" w:hAnsi="Consolas"/>
+          <w:b w:val="0"/>
+          <w:i w:val="0"/>
+          <w:color w:val="000000"/>
+          <w:sz w:val="17"/>
+        </w:rPr>
+        <w:t>date</w:t>
+      </w:r>
+      <w:r>
+        <w:rPr>
+          <w:b w:val="0"/>
+          <w:i w:val="0"/>
+          <w:color w:val="000000"/>
+        </w:rPr>
+        <w:t xml:space="preserve">만 있고 </w:t>
+      </w:r>
+      <w:r>
+        <w:rPr>
+          <w:rFonts w:ascii="Consolas" w:hAnsi="Consolas"/>
+          <w:b w:val="0"/>
+          <w:i w:val="0"/>
+          <w:color w:val="000000"/>
+          <w:sz w:val="17"/>
+        </w:rPr>
+        <w:t>all</w:t>
+      </w:r>
+      <w:r>
+        <w:rPr>
+          <w:b w:val="0"/>
+          <w:i w:val="0"/>
+          <w:color w:val="000000"/>
+        </w:rPr>
+        <w:t xml:space="preserve">이라는 카테고리는 없습니다. </w:t>
+      </w:r>
+      <w:r>
+        <w:rPr>
+          <w:rFonts w:ascii="Consolas" w:hAnsi="Consolas"/>
+          <w:b w:val="0"/>
+          <w:i w:val="0"/>
+          <w:color w:val="000000"/>
+          <w:sz w:val="17"/>
+        </w:rPr>
+        <w:t>all</w:t>
+      </w:r>
+      <w:r>
+        <w:rPr>
+          <w:b w:val="0"/>
+          <w:i w:val="0"/>
+          <w:color w:val="000000"/>
+        </w:rPr>
+        <w:t>은 장소의 속성이 아니라 "거르지 않겠다"는 필터 쪽 사정입니다. 그래서 삼항 연산자</w:t>
+      </w:r>
+      <w:r>
+        <w:rPr>
+          <w:b w:val="0"/>
+          <w:i w:val="0"/>
+          <w:color w:val="000000"/>
+          <w:vertAlign w:val="superscript"/>
+        </w:rPr>
+        <w:t>2</w:t>
+      </w:r>
+      <w:r>
+        <w:rPr>
+          <w:b w:val="0"/>
+          <w:i w:val="0"/>
           <w:color w:val="000000"/>
         </w:rPr>
         <w:t xml:space="preserve">로 </w:t>
@@ -2027,7 +2018,6 @@
           <w:rFonts w:ascii="Consolas" w:hAnsi="Consolas"/>
           <w:b w:val="0"/>
           <w:i w:val="0"/>
-          <w:strike w:val="0"/>
           <w:color w:val="000000"/>
           <w:sz w:val="17"/>
         </w:rPr>
@@ -2037,17 +2027,15 @@
         <w:rPr>
           <w:b w:val="0"/>
           <w:i w:val="0"/>
-          <w:strike w:val="0"/>
-          <w:color w:val="000000"/>
-        </w:rPr>
-        <w:t xml:space="preserve">이면 시험 자체를 생략하고 전체를 돌려줍니다. 만약 이 분기가 없다면 </w:t>
+          <w:color w:val="000000"/>
+        </w:rPr>
+        <w:t xml:space="preserve">이면 시험 자체를 생략하고 전체를 돌려줍니다. 만약 이 분기가 없다면 어떻게 될까요? </w:t>
       </w:r>
       <w:r>
         <w:rPr>
           <w:rFonts w:ascii="Consolas" w:hAnsi="Consolas"/>
           <w:b w:val="0"/>
           <w:i w:val="0"/>
-          <w:strike w:val="0"/>
           <w:color w:val="000000"/>
           <w:sz w:val="17"/>
         </w:rPr>
@@ -2057,10 +2045,9 @@
         <w:rPr>
           <w:b w:val="0"/>
           <w:i w:val="0"/>
-          <w:strike w:val="0"/>
-          <w:color w:val="000000"/>
-        </w:rPr>
-        <w:t>인 장소는 하나도 없으니 전체 버튼을 눌렀는데 지도가 텅 비는 황당한 결과가 나옵니다. 예외 케이스를 상태 설계 단계에서 정리해 두는 좋은 예입니다.</w:t>
+          <w:color w:val="000000"/>
+        </w:rPr>
+        <w:t>인 장소는 하나도 없으니, 전체 버튼을 눌렀는데 지도가 텅 비는 황당한 결과가 나오겠지요. 예외는 이렇게 상태 설계 단계에서 미리 정리해 두는 편이 좋습니다.</w:t>
       </w:r>
     </w:p>
     <w:p>
@@ -2261,17 +2248,15 @@
         <w:rPr>
           <w:b w:val="0"/>
           <w:i w:val="0"/>
-          <w:strike w:val="0"/>
-          <w:color w:val="000000"/>
-        </w:rPr>
-        <w:t xml:space="preserve">②가 이 절의 백미입니다. </w:t>
+          <w:color w:val="000000"/>
+        </w:rPr>
+        <w:t xml:space="preserve">②를 눈여겨보세요. </w:t>
       </w:r>
       <w:r>
         <w:rPr>
           <w:rFonts w:ascii="Consolas" w:hAnsi="Consolas"/>
           <w:b w:val="0"/>
           <w:i w:val="0"/>
-          <w:strike w:val="0"/>
           <w:color w:val="000000"/>
           <w:sz w:val="17"/>
         </w:rPr>
@@ -2281,7 +2266,6 @@
         <w:rPr>
           <w:b w:val="0"/>
           <w:i w:val="0"/>
-          <w:strike w:val="0"/>
           <w:color w:val="000000"/>
         </w:rPr>
         <w:t xml:space="preserve">은 두 번째 인자가 </w:t>
@@ -2291,7 +2275,6 @@
           <w:rFonts w:ascii="Consolas" w:hAnsi="Consolas"/>
           <w:b w:val="0"/>
           <w:i w:val="0"/>
-          <w:strike w:val="0"/>
           <w:color w:val="000000"/>
           <w:sz w:val="17"/>
         </w:rPr>
@@ -2301,7 +2284,6 @@
         <w:rPr>
           <w:b w:val="0"/>
           <w:i w:val="0"/>
-          <w:strike w:val="0"/>
           <w:color w:val="000000"/>
         </w:rPr>
         <w:t xml:space="preserve">면 클래스를 붙이고 </w:t>
@@ -2311,7 +2293,6 @@
           <w:rFonts w:ascii="Consolas" w:hAnsi="Consolas"/>
           <w:b w:val="0"/>
           <w:i w:val="0"/>
-          <w:strike w:val="0"/>
           <w:color w:val="000000"/>
           <w:sz w:val="17"/>
         </w:rPr>
@@ -2321,7 +2302,6 @@
         <w:rPr>
           <w:b w:val="0"/>
           <w:i w:val="0"/>
-          <w:strike w:val="0"/>
           <w:color w:val="000000"/>
         </w:rPr>
         <w:t xml:space="preserve">면 뗍니다. 버튼 다섯 개를 전부 돌면서 </w:t>
@@ -2331,7 +2311,6 @@
           <w:rFonts w:ascii="Consolas" w:hAnsi="Consolas"/>
           <w:b w:val="0"/>
           <w:i w:val="0"/>
-          <w:strike w:val="0"/>
           <w:color w:val="000000"/>
           <w:sz w:val="17"/>
         </w:rPr>
@@ -2341,17 +2320,15 @@
         <w:rPr>
           <w:b w:val="0"/>
           <w:i w:val="0"/>
-          <w:strike w:val="0"/>
-          <w:color w:val="000000"/>
-        </w:rPr>
-        <w:t xml:space="preserve">, 즉 "네가 방금 눌린 그 버튼이냐?"를 묻습니다. 눌린 버튼만 </w:t>
+          <w:color w:val="000000"/>
+        </w:rPr>
+        <w:t xml:space="preserve">으로 방금 눌린 버튼인지 확인합니다. 눌린 버튼만 </w:t>
       </w:r>
       <w:r>
         <w:rPr>
           <w:rFonts w:ascii="Consolas" w:hAnsi="Consolas"/>
           <w:b w:val="0"/>
           <w:i w:val="0"/>
-          <w:strike w:val="0"/>
           <w:color w:val="000000"/>
           <w:sz w:val="17"/>
         </w:rPr>
@@ -2361,17 +2338,15 @@
         <w:rPr>
           <w:b w:val="0"/>
           <w:i w:val="0"/>
-          <w:strike w:val="0"/>
-          <w:color w:val="000000"/>
-        </w:rPr>
-        <w:t xml:space="preserve">니까 active가 붙고, 나머지 넷은 전부 </w:t>
+          <w:color w:val="000000"/>
+        </w:rPr>
+        <w:t xml:space="preserve">이므로 active가 붙고, 나머지 넷은 </w:t>
       </w:r>
       <w:r>
         <w:rPr>
           <w:rFonts w:ascii="Consolas" w:hAnsi="Consolas"/>
           <w:b w:val="0"/>
           <w:i w:val="0"/>
-          <w:strike w:val="0"/>
           <w:color w:val="000000"/>
           <w:sz w:val="17"/>
         </w:rPr>
@@ -2381,10 +2356,9 @@
         <w:rPr>
           <w:b w:val="0"/>
           <w:i w:val="0"/>
-          <w:strike w:val="0"/>
-          <w:color w:val="000000"/>
-        </w:rPr>
-        <w:t>라서 active가 떨어집니다. "이전에 눌려 있던 버튼을 찾아서 해제한다" 같은 기억이 전혀 필요 없습니다. 매번 다섯 개 전부를 현재 상태에 맞게 다시 칠할 뿐이죠. 이것 역시 작은 단방향 렌더링입니다. 기억 대신 재계산 — 코드가 단순해지는 만능 열쇠입니다.</w:t>
+          <w:color w:val="000000"/>
+        </w:rPr>
+        <w:t>라서 active가 떨어집니다. 이전에 눌려 있던 버튼이 무엇이었는지는 따로 기억하지 않아도 됩니다. 매번 다섯 개 전부를 현재 상태에 맞게 다시 설정하기 때문입니다. 앞에서 본 단방향 렌더링과 같은 원리입니다. 이전 상태를 기억하는 대신 매번 다시 계산하면 코드가 단순해집니다.</w:t>
       </w:r>
     </w:p>
     <w:p>
@@ -3132,7 +3106,6 @@
         <w:rPr>
           <w:b w:val="0"/>
           <w:i w:val="0"/>
-          <w:strike w:val="0"/>
           <w:color w:val="000000"/>
         </w:rPr>
         <w:t xml:space="preserve">단방향 구조에서는 이야기가 다릅니다. 어떤 기능이든 상태만 바꾸고 </w:t>
@@ -3142,7 +3115,6 @@
           <w:rFonts w:ascii="Consolas" w:hAnsi="Consolas"/>
           <w:b w:val="0"/>
           <w:i w:val="0"/>
-          <w:strike w:val="0"/>
           <w:color w:val="000000"/>
           <w:sz w:val="17"/>
         </w:rPr>
@@ -3152,7 +3124,6 @@
         <w:rPr>
           <w:b w:val="0"/>
           <w:i w:val="0"/>
-          <w:strike w:val="0"/>
           <w:color w:val="000000"/>
         </w:rPr>
         <w:t xml:space="preserve">를 부르면 끝입니다. 새 장소가 추가되면? 데이터에 넣고 </w:t>
@@ -3162,7 +3133,6 @@
           <w:rFonts w:ascii="Consolas" w:hAnsi="Consolas"/>
           <w:b w:val="0"/>
           <w:i w:val="0"/>
-          <w:strike w:val="0"/>
           <w:color w:val="000000"/>
           <w:sz w:val="17"/>
         </w:rPr>
@@ -3172,7 +3142,6 @@
         <w:rPr>
           <w:b w:val="0"/>
           <w:i w:val="0"/>
-          <w:strike w:val="0"/>
           <w:color w:val="000000"/>
         </w:rPr>
         <w:t xml:space="preserve">. 필터가 걸린 상태였다면 </w:t>
@@ -3182,7 +3151,6 @@
           <w:rFonts w:ascii="Consolas" w:hAnsi="Consolas"/>
           <w:b w:val="0"/>
           <w:i w:val="0"/>
-          <w:strike w:val="0"/>
           <w:color w:val="000000"/>
           <w:sz w:val="17"/>
         </w:rPr>
@@ -3192,64 +3160,9 @@
         <w:rPr>
           <w:b w:val="0"/>
           <w:i w:val="0"/>
-          <w:strike w:val="0"/>
-          <w:color w:val="000000"/>
-        </w:rPr>
-        <w:t xml:space="preserve">가 알아서 거르니, 추가 기능은 필터의 존재조차 몰라도 됩니다. 실제로 </w:t>
-      </w:r>
-      <w:r>
-        <w:rPr>
-          <w:b w:val="0"/>
-          <w:i w:val="0"/>
-          <w:strike w:val="0"/>
-          <w:color w:val="000000"/>
-        </w:rPr>
-        <w:t>20장</w:t>
-      </w:r>
-      <w:r>
-        <w:rPr>
-          <w:b w:val="0"/>
-          <w:i w:val="0"/>
-          <w:strike w:val="0"/>
-          <w:color w:val="000000"/>
-        </w:rPr>
-        <w:t xml:space="preserve">에서 장소 추가가, </w:t>
-      </w:r>
-      <w:r>
-        <w:rPr>
-          <w:b w:val="0"/>
-          <w:i w:val="0"/>
-          <w:strike w:val="0"/>
-          <w:color w:val="000000"/>
-        </w:rPr>
-        <w:t>21장</w:t>
-      </w:r>
-      <w:r>
-        <w:rPr>
-          <w:b w:val="0"/>
-          <w:i w:val="0"/>
-          <w:strike w:val="0"/>
-          <w:color w:val="000000"/>
-        </w:rPr>
-        <w:t xml:space="preserve">에서 저장이 들어오고, </w:t>
-      </w:r>
-      <w:r>
-        <w:rPr>
-          <w:b w:val="0"/>
-          <w:i w:val="0"/>
-          <w:strike w:val="0"/>
-          <w:color w:val="000000"/>
-        </w:rPr>
-        <w:t>22장</w:t>
-      </w:r>
-      <w:r>
-        <w:rPr>
-          <w:b w:val="0"/>
-          <w:i w:val="0"/>
-          <w:strike w:val="0"/>
-          <w:color w:val="000000"/>
-        </w:rPr>
-        <w:t>에 이르면 "데이터가 바뀔 때마다 자동으로 rerender를 부르는" 구독 패턴으로 이 구조가 한 번 더 진화하는데, 그 진화가 가능한 것도 오늘 길을 하나로 모아 뒀기 때문입니다.</w:t>
+          <w:color w:val="000000"/>
+        </w:rPr>
+        <w:t>가 알아서 거르니, 추가 기능은 필터의 존재조차 몰라도 됩니다. 실제로 20장에서 장소 추가가, 21장에서 저장이 들어오고, 22장에 이르면 "데이터가 바뀔 때마다 자동으로 rerender를 부르는" 구독 패턴으로 이 구조가 한 번 더 진화합니다. 그 진화도 오늘 길을 하나로 모아 둔 덕분에 가능한 일입니다.</w:t>
       </w:r>
     </w:p>
     <w:p>
@@ -3257,10 +3170,9 @@
         <w:rPr>
           <w:b w:val="0"/>
           <w:i w:val="0"/>
-          <w:strike w:val="0"/>
-          <w:color w:val="000000"/>
-        </w:rPr>
-        <w:t>바이브코딩 관점에서도 짚어 둘 것이 있습니다. 사실 이 구조는 우리가 처음부터 설계도를 그려서 나온 게 아니라, AI에게 "필터가 바뀌면 화면을 다시 그리는 콜백을 호출해줘"라고 시켰더니 자연스럽게 따라온 것입니다. AI는 수많은 코드에서 검증된 패턴을 기본값으로 내놓는 경향이 있습니다. 그래서 AI가 짠 코드의 "모양"을 읽고 왜 이렇게 생겼는지 묻는 것이 최고의 공부가 됩니다. 이해가 안 되는 구조를 만나면 그대로 물어보세요. "왜 버튼에서 마커를 직접 안 지우고 콜백을 호출해?" — 이 질문 하나면 Claude Code가 방금 제가 한 설명을 여러분의 코드 기준으로 다시 들려줄 겁니다.</w:t>
+          <w:color w:val="000000"/>
+        </w:rPr>
+        <w:t>한 가지 더 짚어 두겠습니다. 이 구조는 우리가 처음부터 설계한 것이 아니라, AI에게 "필터가 바뀌면 화면을 다시 그리는 콜백을 호출해줘"라고 시켰더니 나온 결과입니다. AI는 널리 쓰이는 패턴을 기본값으로 내놓는 편입니다. 그래서 AI가 작성한 코드의 구조를 보고 왜 이런 형태인지 물어보면 그 패턴을 함께 익힐 수 있습니다. 이해가 안 되는 구조를 만나면 그대로 물어보세요. "왜 버튼에서 마커를 직접 안 지우고 콜백을 호출해?"라고 물으면 Claude Code가 여러분의 코드를 기준으로 설명해 줍니다.</w:t>
       </w:r>
     </w:p>
     <w:p>
@@ -3643,10 +3555,9 @@
     <w:p>
       <w:r>
         <w:rPr>
-          <w:rFonts w:ascii="Segoe UI Emoji" w:hAnsi="Segoe UI Emoji" w:eastAsia="맑은 고딕"/>
-          <w:b w:val="0"/>
-          <w:i w:val="0"/>
-          <w:strike w:val="0"/>
+          <w:rFonts w:ascii="Segoe UI Emoji" w:hAnsi="Segoe UI Emoji"/>
+          <w:b w:val="0"/>
+          <w:i w:val="0"/>
           <w:color w:val="000000"/>
         </w:rPr>
         <w:t xml:space="preserve">Q2. 지금 구조에서 "🍜 맛집과 ☕ 카페를 동시에 보기" 같은 다중 선택 필터를 만든다면, </w:t>
@@ -3656,7 +3567,6 @@
           <w:rFonts w:ascii="Consolas" w:hAnsi="Consolas"/>
           <w:b w:val="0"/>
           <w:i w:val="0"/>
-          <w:strike w:val="0"/>
           <w:color w:val="000000"/>
           <w:sz w:val="17"/>
         </w:rPr>
@@ -3664,9 +3574,9 @@
       </w:r>
       <w:r>
         <w:rPr>
-          <w:b w:val="0"/>
-          <w:i w:val="0"/>
-          <w:strike w:val="0"/>
+          <w:rFonts w:ascii="Segoe UI Emoji" w:hAnsi="Segoe UI Emoji"/>
+          <w:b w:val="0"/>
+          <w:i w:val="0"/>
           <w:color w:val="000000"/>
         </w:rPr>
         <w:t>를 어떤 형태의 값으로 바꾸면 좋을까요?</w:t>
@@ -4079,37 +3989,9 @@
         <w:rPr>
           <w:b/>
           <w:i w:val="0"/>
-          <w:strike w:val="0"/>
-          <w:color w:val="000000"/>
-        </w:rPr>
-        <w:t>다음 장 예고</w:t>
-      </w:r>
-      <w:r>
-        <w:rPr>
-          <w:b w:val="0"/>
-          <w:i w:val="0"/>
-          <w:strike w:val="0"/>
-          <w:color w:val="000000"/>
-        </w:rPr>
-        <w:t xml:space="preserve"> — 지금까지는 우리가 좌표를 아는 장소만 지도에 올렸습니다. </w:t>
-      </w:r>
-      <w:r>
-        <w:rPr>
-          <w:b w:val="0"/>
-          <w:i w:val="0"/>
-          <w:strike w:val="0"/>
-          <w:color w:val="000000"/>
-        </w:rPr>
-        <w:t>19장</w:t>
-      </w:r>
-      <w:r>
-        <w:rPr>
-          <w:b w:val="0"/>
-          <w:i w:val="0"/>
-          <w:strike w:val="0"/>
-          <w:color w:val="000000"/>
-        </w:rPr>
-        <w:t>에서는 카카오가 가진 전국 장소 데이터베이스를 빌려 옵니다. "성수동 카페"라고 입력하면 검색 결과가 주르륵 나오고, 클릭하면 지도가 그곳으로 날아가는 키워드 장소 검색을 만듭니다. SDK에 services 라이브러리를 추가하는 것부터 시작합니다.</w:t>
+          <w:color w:val="000000"/>
+        </w:rPr>
+        <w:t>다음 장 예고 — 지금까지는 우리가 좌표를 아는 장소만 지도에 올렸습니다. 23장에서는 카카오가 가진 전국 장소 데이터베이스를 빌려 옵니다. "성수동 카페"라고 입력하면 검색 결과가 주르륵 나오고, 클릭하면 지도가 그곳으로 날아가는 키워드 장소 검색을 만듭니다. SDK에 services 라이브러리를 추가하는 것부터 시작합니다.</w:t>
       </w:r>
     </w:p>
     <w:p>

--- a/최종교재/18장_카테고리_필터.docx
+++ b/최종교재/18장_카테고리_필터.docx
@@ -357,30 +357,9 @@
         <w:rPr>
           <w:b w:val="0"/>
           <w:i w:val="0"/>
-          <w:strike w:val="0"/>
-          <w:color w:val="000000"/>
-        </w:rPr>
-        <w:t xml:space="preserve">이 관점의 전환이 왜 강력한지는 비유로 설명하겠습니다. 식당의 주문서를 떠올려 보세요. 주방장이 손님 얼굴을 일일이 기억해서 요리를 바꾸는 식당은 손님이 늘면 반드시 실수합니다. 잘 되는 식당은 주문서 한 장을 진실로 삼습니다. 주문서가 바뀌면 주방은 주문서대로 다시 만들 뿐이죠. </w:t>
-      </w:r>
-      <w:r>
-        <w:rPr>
-          <w:rFonts w:ascii="Consolas" w:hAnsi="Consolas"/>
-          <w:b w:val="0"/>
-          <w:i w:val="0"/>
-          <w:strike w:val="0"/>
-          <w:color w:val="000000"/>
-          <w:sz w:val="17"/>
-        </w:rPr>
-        <w:t>currentFilter</w:t>
-      </w:r>
-      <w:r>
-        <w:rPr>
-          <w:b w:val="0"/>
-          <w:i w:val="0"/>
-          <w:strike w:val="0"/>
-          <w:color w:val="000000"/>
-        </w:rPr>
-        <w:t>가 주문서이고, 지도 화면이 요리입니다. 버튼은 주문서를 고쳐 쓰는 펜일 뿐, 요리에 직접 손대지 않습니다.</w:t>
+          <w:color w:val="000000"/>
+        </w:rPr>
+        <w:t>이러한 관점의 전환이 왜 강력한 효과를 갖는지 비유를 들어 설명하여 보겠습니다. 식당의 주문서를 떠올려 보십시오. 주방장이 손님의 얼굴을 일일이 기억하고 음식을 조리하는 식당은 손님이 늘어나면 반드시 실수를 하게 됩니다. 운영이 잘되는 식당은 주문서 한 장을 유일한 기준으로 삼습니다. 주문서 내용이 바뀌면 주방은 오직 주문서에 적힌 대로 음식을 다시 만들 뿐입니다. 본 프로그램에서 currentFilter가 바로 그 주문서에 해당하며, 지도 화면은 주방에서 만들어지는 요리와 같습니다. 각 버튼은 주문서의 내용을 고쳐 쓰는 펜일 뿐, 결과물인 지도 화면에 직접 간섭하지 않는 것입니다.</w:t>
       </w:r>
     </w:p>
     <w:p>
@@ -752,7 +731,7 @@
           <w:i w:val="0"/>
           <w:color w:val="000000"/>
         </w:rPr>
-        <w:t>사이드바 상단, 제목 바로 아래에 카테고리 필터 바를 만들어줘. "전체 / 🍜 맛집 / ☕ 카페 / 🏝 여행 / 💕 데이트" 버튼 5개를 알약 모양으로 가로 배치하고, 각 버튼에 data-category 속성으로 카테고리 id(all, food, cafe, travel, date)를 달아줘. 선택된 버튼은 active 클래스로 배경색이 채워지게 하고, 처음에는 "전체"가 선택된 상태로 시작해줘. 카테고리 id는 20장에서 만든 categories.js와 똑같이 맞춰줘.</w:t>
+        <w:t>사이드바 상단 영역 중 제목 바로 아래에 카테고리 필터 버튼 모음을 추가하여 주십시오. "전체 / 맛집 / 카페 / 여행 / 데이트"에 해당하는 버튼 5개를 알약 모양으로 가로로 배치하고, 각 버튼에는 data-category 속성을 부여하여 각각 all, food, cafe, travel, date 값을 갖도록 하여 주십시오. 선택된 버튼에는 active 클래스를 적용하여 배경색이 채워지도록 하고, 페이지가 처음 로드될 때는 "전체" 버튼이 선택된 상태로 시작하도록 설정하여 주십시오. 각 카테고리의 식별자 값은 24장에서 작성한 categories.js의 내용과 정확히 일치하도록 맞추어 주십시오.</w:t>
       </w:r>
     </w:p>
     <w:p>
@@ -1474,10 +1453,9 @@
         <w:rPr>
           <w:b w:val="0"/>
           <w:i w:val="0"/>
-          <w:strike w:val="0"/>
-          <w:color w:val="000000"/>
-        </w:rPr>
-        <w:t>src/sidebar.js 모듈을 새로 만들어줘. currentFilter 변수로 현재 선택된 카테고리를 기억하고(초기값 'all'), filteredPlaces() 함수는 전체 장소 배열에서 currentFilter에 해당하는 장소만 골라 돌려줘. 'all'이면 거르지 말고 전부 돌려줘. 그리고 initSidebar() 함수에서 .filter-btn들에 클릭 이벤트를 달아서, 누른 버튼의 data-category를 currentFilter에 넣고, active 클래스를 누른 버튼으로 옮기고, 마지막에 화면을 다시 그리는 콜백을 호출해줘.</w:t>
+          <w:color w:val="000000"/>
+        </w:rPr>
+        <w:t>src/sidebar.js 파일을 새로 생성하여 주십시오. 현재 선택된 카테고리를 기억하는 변수 currentFilter를 선언하고 초기값은 'all'로 설정하여 주십시오. 함수 filteredPlaces()는 전체 장소 목록 배열에서 currentFilter에 해당하는 장소만 골라 반환하도록 하며, 필터 값이 'all'인 경우에는 아무것도 걸러내지 않고 전체 목록을 그대로 반환하도록 작성하여 주십시오. 그리고 함수 initSidebar() 내부에서는 필터 버튼들에 클릭 이벤트를 연결하여, 버튼을 클릭하면 해당 버튼의 data-category 값을 currentFilter에 저장하고 active 클래스를 클릭한 버튼으로 이동시킨 뒤, 마지막으로 화면을 다시 그리는 콜백 함수를 호출하도록 구현하여 주십시오.</w:t>
       </w:r>
     </w:p>
     <w:p>
